--- a/DRIVE/1. Direção/0. Associativo/Assembleia Geral/word bakcup/RELATORIO DE ESTAGIO SISINT 05062026 versao final.docx
+++ b/DRIVE/1. Direção/0. Associativo/Assembleia Geral/word bakcup/RELATORIO DE ESTAGIO SISINT 05062026 versao final.docx
@@ -1572,7 +1572,6 @@
           <w:docPartUnique/>
         </w:docPartObj>
       </w:sdtPr>
-      <w:sdtEndPr/>
       <w:sdtContent>
         <w:p>
           <w:pPr>
@@ -8751,7 +8750,6 @@
       </w:pPr>
       <w:r>
         <w:rPr>
-          <w:highlight w:val="lightGray"/>
           <w:lang w:eastAsia="pt-PT"/>
         </w:rPr>
         <w:t xml:space="preserve">O estágio na SISINT permitiu não só consolidar e aplicar conhecimentos adquiridos ao longo da licenciatura, como também desenvolver competências práticas em ferramentas e metodologias pouco abordadas no percurso académico, nomeadamente na modelação tridimensional em </w:t>
@@ -8759,7 +8757,6 @@
       <w:proofErr w:type="spellStart"/>
       <w:r>
         <w:rPr>
-          <w:highlight w:val="lightGray"/>
           <w:lang w:eastAsia="pt-PT"/>
         </w:rPr>
         <w:t>Revit</w:t>
@@ -8767,7 +8764,6 @@
       <w:proofErr w:type="spellEnd"/>
       <w:r>
         <w:rPr>
-          <w:highlight w:val="lightGray"/>
           <w:lang w:eastAsia="pt-PT"/>
         </w:rPr>
         <w:t xml:space="preserve"> e no projeto de subestações de alta tensão. O contacto com uma empresa de </w:t>
@@ -8775,7 +8771,6 @@
       <w:proofErr w:type="spellStart"/>
       <w:r>
         <w:rPr>
-          <w:highlight w:val="lightGray"/>
           <w:lang w:eastAsia="pt-PT"/>
         </w:rPr>
         <w:t>caráter</w:t>
@@ -8783,21 +8778,18 @@
       <w:proofErr w:type="spellEnd"/>
       <w:r>
         <w:rPr>
-          <w:highlight w:val="lightGray"/>
           <w:lang w:eastAsia="pt-PT"/>
         </w:rPr>
         <w:t xml:space="preserve"> multidisciplinar, que atua simultaneamente nas áreas de supervisão, conservação, manutenção e gestão de redes de energia, proporcionou</w:t>
       </w:r>
       <w:r>
         <w:rPr>
-          <w:highlight w:val="lightGray"/>
           <w:lang w:eastAsia="pt-PT"/>
         </w:rPr>
         <w:t xml:space="preserve">-me </w:t>
       </w:r>
       <w:r>
         <w:rPr>
-          <w:highlight w:val="lightGray"/>
           <w:lang w:eastAsia="pt-PT"/>
         </w:rPr>
         <w:t>uma visão integrada do setor elétrico, evidenciando a importância da coordenação entre diferentes especialidades para a concretização de projetos de infraestruturas energéticas complexas.</w:t>
@@ -9088,7 +9080,6 @@
         <w:docPartUnique/>
       </w:docPartObj>
     </w:sdtPr>
-    <w:sdtEndPr/>
     <w:sdtContent>
       <w:p>
         <w:pPr>
@@ -9295,7 +9286,6 @@
           <w:docPartUnique/>
         </w:docPartObj>
       </w:sdtPr>
-      <w:sdtEndPr/>
       <w:sdtContent>
         <w:r>
           <w:rPr>
@@ -15384,6 +15374,12 @@
 </file>
 
 <file path=customXml/item1.xml><?xml version="1.0" encoding="utf-8"?>
+<p:properties xmlns:p="http://schemas.microsoft.com/office/2006/metadata/properties" xmlns:xsi="http://www.w3.org/2001/XMLSchema-instance" xmlns:pc="http://schemas.microsoft.com/office/infopath/2007/PartnerControls">
+  <documentManagement/>
+</p:properties>
+</file>
+
+<file path=customXml/item2.xml><?xml version="1.0" encoding="utf-8"?>
 <ct:contentTypeSchema xmlns:ct="http://schemas.microsoft.com/office/2006/metadata/contentType" xmlns:ma="http://schemas.microsoft.com/office/2006/metadata/properties/metaAttributes" ct:_="" ma:_="" ma:contentTypeName="Documento" ma:contentTypeID="0x010100EE18571F8B454C4E868AADBF2C58ECC2" ma:contentTypeVersion="2" ma:contentTypeDescription="Criar um novo documento." ma:contentTypeScope="" ma:versionID="9b3488b83dbc0811a0ef69eeb54840fd">
   <xsd:schema xmlns:xsd="http://www.w3.org/2001/XMLSchema" xmlns:xs="http://www.w3.org/2001/XMLSchema" xmlns:p="http://schemas.microsoft.com/office/2006/metadata/properties" xmlns:ns2="15e12038-ebed-495b-8408-45388e7b976f" targetNamespace="http://schemas.microsoft.com/office/2006/metadata/properties" ma:root="true" ma:fieldsID="ccb353809c6b59d2d91fc26a122847a0" ns2:_="">
     <xsd:import namespace="15e12038-ebed-495b-8408-45388e7b976f"/>
@@ -15515,13 +15511,11 @@
 </ct:contentTypeSchema>
 </file>
 
-<file path=customXml/item2.xml><?xml version="1.0" encoding="utf-8"?>
-<p:properties xmlns:p="http://schemas.microsoft.com/office/2006/metadata/properties" xmlns:xsi="http://www.w3.org/2001/XMLSchema-instance" xmlns:pc="http://schemas.microsoft.com/office/infopath/2007/PartnerControls">
-  <documentManagement/>
-</p:properties>
+<file path=customXml/item3.xml><?xml version="1.0" encoding="utf-8"?>
+<b:Sources xmlns:b="http://schemas.openxmlformats.org/officeDocument/2006/bibliography" xmlns="http://schemas.openxmlformats.org/officeDocument/2006/bibliography" SelectedStyle="\APA.XSL" StyleName="APA"/>
 </file>
 
-<file path=customXml/item3.xml><?xml version="1.0" encoding="utf-8"?>
+<file path=customXml/item4.xml><?xml version="1.0" encoding="utf-8"?>
 <?mso-contentType ?>
 <FormTemplates xmlns="http://schemas.microsoft.com/sharepoint/v3/contenttype/forms">
   <Display>DocumentLibraryForm</Display>
@@ -15530,11 +15524,16 @@
 </FormTemplates>
 </file>
 
-<file path=customXml/item4.xml><?xml version="1.0" encoding="utf-8"?>
-<b:Sources xmlns:b="http://schemas.openxmlformats.org/officeDocument/2006/bibliography" xmlns="http://schemas.openxmlformats.org/officeDocument/2006/bibliography" SelectedStyle="\APA.XSL" StyleName="APA"/>
+<file path=customXml/itemProps1.xml><?xml version="1.0" encoding="utf-8"?>
+<ds:datastoreItem xmlns:ds="http://schemas.openxmlformats.org/officeDocument/2006/customXml" ds:itemID="{49A244C1-7D42-4900-80CC-743B82F5070E}">
+  <ds:schemaRefs>
+    <ds:schemaRef ds:uri="http://schemas.microsoft.com/office/2006/metadata/properties"/>
+    <ds:schemaRef ds:uri="http://schemas.microsoft.com/office/infopath/2007/PartnerControls"/>
+  </ds:schemaRefs>
+</ds:datastoreItem>
 </file>
 
-<file path=customXml/itemProps1.xml><?xml version="1.0" encoding="utf-8"?>
+<file path=customXml/itemProps2.xml><?xml version="1.0" encoding="utf-8"?>
 <ds:datastoreItem xmlns:ds="http://schemas.openxmlformats.org/officeDocument/2006/customXml" ds:itemID="{6BC43D15-1832-43D6-895A-50E84239D775}">
   <ds:schemaRefs>
     <ds:schemaRef ds:uri="http://schemas.microsoft.com/office/2006/metadata/contentType"/>
@@ -15552,27 +15551,18 @@
 </ds:datastoreItem>
 </file>
 
-<file path=customXml/itemProps2.xml><?xml version="1.0" encoding="utf-8"?>
-<ds:datastoreItem xmlns:ds="http://schemas.openxmlformats.org/officeDocument/2006/customXml" ds:itemID="{49A244C1-7D42-4900-80CC-743B82F5070E}">
+<file path=customXml/itemProps3.xml><?xml version="1.0" encoding="utf-8"?>
+<ds:datastoreItem xmlns:ds="http://schemas.openxmlformats.org/officeDocument/2006/customXml" ds:itemID="{A350B9C5-C8E0-4ECF-8DEA-3D85CE66E754}">
   <ds:schemaRefs>
-    <ds:schemaRef ds:uri="http://schemas.microsoft.com/office/2006/metadata/properties"/>
-    <ds:schemaRef ds:uri="http://schemas.microsoft.com/office/infopath/2007/PartnerControls"/>
+    <ds:schemaRef ds:uri="http://schemas.openxmlformats.org/officeDocument/2006/bibliography"/>
   </ds:schemaRefs>
 </ds:datastoreItem>
 </file>
 
-<file path=customXml/itemProps3.xml><?xml version="1.0" encoding="utf-8"?>
+<file path=customXml/itemProps4.xml><?xml version="1.0" encoding="utf-8"?>
 <ds:datastoreItem xmlns:ds="http://schemas.openxmlformats.org/officeDocument/2006/customXml" ds:itemID="{F9AE16FD-9193-4F7F-96B5-B9FAC84495D8}">
   <ds:schemaRefs>
     <ds:schemaRef ds:uri="http://schemas.microsoft.com/sharepoint/v3/contenttype/forms"/>
   </ds:schemaRefs>
 </ds:datastoreItem>
-</file>
-
-<file path=customXml/itemProps4.xml><?xml version="1.0" encoding="utf-8"?>
-<ds:datastoreItem xmlns:ds="http://schemas.openxmlformats.org/officeDocument/2006/customXml" ds:itemID="{A350B9C5-C8E0-4ECF-8DEA-3D85CE66E754}">
-  <ds:schemaRefs>
-    <ds:schemaRef ds:uri="http://schemas.openxmlformats.org/officeDocument/2006/bibliography"/>
-  </ds:schemaRefs>
-</ds:datastoreItem>
 </file>